--- a/docs/Course/GE2021/03_Lecture_Note/LectureNote_Chad/PPT/chapter9/chapter9_note.docx
+++ b/docs/Course/GE2021/03_Lecture_Note/LectureNote_Chad/PPT/chapter9/chapter9_note.docx
@@ -15,7 +15,7 @@
         <w:pStyle w:val="Subtitle"/>
       </w:pPr>
       <w:r>
-        <w:t xml:space="preserve">GE2021 Research Technology, Spring 2025</w:t>
+        <w:t xml:space="preserve">GE2021 Research Technology, Fall 2026</w:t>
       </w:r>
     </w:p>
     <w:p>
@@ -31,7 +31,7 @@
         <w:pStyle w:val="Date"/>
       </w:pPr>
       <w:r>
-        <w:t xml:space="preserve">Tue, 27 May 2025</w:t>
+        <w:t xml:space="preserve">Tue, 15 September 2026</w:t>
       </w:r>
     </w:p>
     <w:bookmarkStart w:id="22" w:name="learning-objectives"/>
@@ -966,13 +966,125 @@
     </w:p>
     <w:bookmarkEnd w:id="32"/>
     <w:bookmarkEnd w:id="33"/>
-    <w:bookmarkStart w:id="34" w:name="class-activities"/>
+    <w:bookmarkStart w:id="37" w:name="chapter-infographic"/>
     <w:p>
       <w:pPr>
         <w:pStyle w:val="Heading1"/>
       </w:pPr>
       <w:r>
-        <w:t xml:space="preserve">Class Activities:</w:t>
+        <w:t xml:space="preserve">Chapter Infographic</w:t>
+      </w:r>
+    </w:p>
+    <w:p>
+      <w:pPr>
+        <w:pStyle w:val="FirstParagraph"/>
+      </w:pPr>
+      <w:r>
+        <w:drawing>
+          <wp:inline>
+            <wp:extent cx="5334000" cy="2977116"/>
+            <wp:effectExtent b="0" l="0" r="0" t="0"/>
+            <wp:docPr descr="" title="" id="35" name="Picture"/>
+            <a:graphic>
+              <a:graphicData uri="http://schemas.openxmlformats.org/drawingml/2006/picture">
+                <pic:pic>
+                  <pic:nvPicPr>
+                    <pic:cNvPr descr="resource/thumbnail.png" id="36" name="Picture"/>
+                    <pic:cNvPicPr>
+                      <a:picLocks noChangeArrowheads="1" noChangeAspect="1"/>
+                    </pic:cNvPicPr>
+                  </pic:nvPicPr>
+                  <pic:blipFill>
+                    <a:blip r:embed="rId34"/>
+                    <a:stretch>
+                      <a:fillRect/>
+                    </a:stretch>
+                  </pic:blipFill>
+                  <pic:spPr bwMode="auto">
+                    <a:xfrm>
+                      <a:off x="0" y="0"/>
+                      <a:ext cx="5334000" cy="2977116"/>
+                    </a:xfrm>
+                    <a:prstGeom prst="rect">
+                      <a:avLst/>
+                    </a:prstGeom>
+                    <a:noFill/>
+                    <a:ln w="9525">
+                      <a:noFill/>
+                      <a:headEnd/>
+                      <a:tailEnd/>
+                    </a:ln>
+                  </pic:spPr>
+                </pic:pic>
+              </a:graphicData>
+            </a:graphic>
+          </wp:inline>
+        </w:drawing>
+      </w:r>
+    </w:p>
+    <w:p>
+      <w:pPr>
+        <w:pStyle w:val="BlockText"/>
+      </w:pPr>
+      <w:r>
+        <w:t xml:space="preserve">NotebookLM 생성 요약 인포그래픽. 해설 영상·팟캐스트는</w:t>
+      </w:r>
+      <w:r>
+        <w:t xml:space="preserve"> </w:t>
+      </w:r>
+      <w:r>
+        <w:rPr>
+          <w:rStyle w:val="VerbatimChar"/>
+        </w:rPr>
+        <w:t xml:space="preserve">resource/</w:t>
+      </w:r>
+      <w:r>
+        <w:t xml:space="preserve"> </w:t>
+      </w:r>
+      <w:r>
+        <w:t xml:space="preserve">참조.</w:t>
+      </w:r>
+    </w:p>
+    <w:bookmarkEnd w:id="37"/>
+    <w:bookmarkStart w:id="54" w:name="quiz"/>
+    <w:p>
+      <w:pPr>
+        <w:pStyle w:val="Heading1"/>
+      </w:pPr>
+      <w:r>
+        <w:t xml:space="preserve">Quiz</w:t>
+      </w:r>
+    </w:p>
+    <w:p>
+      <w:pPr>
+        <w:pStyle w:val="BlockText"/>
+      </w:pPr>
+      <w:r>
+        <w:t xml:space="preserve">출처:</w:t>
+      </w:r>
+      <w:r>
+        <w:t xml:space="preserve"> </w:t>
+      </w:r>
+      <w:r>
+        <w:rPr>
+          <w:rStyle w:val="VerbatimChar"/>
+        </w:rPr>
+        <w:t xml:space="preserve">02_Assets/assessment/GE2021_TestBank.xlsx</w:t>
+      </w:r>
+      <w:r>
+        <w:t xml:space="preserve"> </w:t>
+      </w:r>
+      <w:r>
+        <w:t xml:space="preserve">(chapter=9) · 5문항</w:t>
+      </w:r>
+    </w:p>
+    <w:bookmarkStart w:id="41" w:name="Xa860a05963672a121d18681a90e7d54411b0dea"/>
+    <w:p>
+      <w:pPr>
+        <w:pStyle w:val="Heading3"/>
+      </w:pPr>
+      <w:r>
+        <w:t xml:space="preserve">Q1. In a properly organized data spreadsheet, each row represents one participant (case) and each column represents one variable.</w:t>
       </w:r>
     </w:p>
     <w:p>
@@ -984,1050 +1096,1105 @@
         </w:numPr>
       </w:pPr>
       <w:r>
-        <w:t xml:space="preserve">In this activity, you will be gathering and organizing data collected from students in your class. Use the table below to collect this information (ask students to handwrite their answers into one table that you circulate among all the students) and add additional rows to accommodate your class size. Photocopy the completed table and circulate it to all your students. Ask each student to enter the data exactly as collected from the table into a program like Excel. Ask the students to prepare the data for analysis by creating appropriate variable names for each variable. In order to anonymize the data, ask them to generate a unique ID for each student. As a class, discuss the data that was obtained from this exercise.</w:t>
-      </w:r>
-    </w:p>
-    <w:p>
-      <w:pPr>
-        <w:pStyle w:val="Compact"/>
-        <w:numPr>
-          <w:ilvl w:val="1"/>
-          <w:numId w:val="1028"/>
-        </w:numPr>
-      </w:pPr>
-      <w:r>
-        <w:t xml:space="preserve">Do you notice any problems with your data?</w:t>
-      </w:r>
-    </w:p>
-    <w:p>
-      <w:pPr>
-        <w:pStyle w:val="Compact"/>
-        <w:numPr>
-          <w:ilvl w:val="1"/>
-          <w:numId w:val="1028"/>
-        </w:numPr>
-      </w:pPr>
-      <w:r>
-        <w:t xml:space="preserve">Did you encounter any challenges with data entry?</w:t>
-      </w:r>
-    </w:p>
-    <w:p>
-      <w:pPr>
-        <w:pStyle w:val="Compact"/>
-        <w:numPr>
-          <w:ilvl w:val="1"/>
-          <w:numId w:val="1028"/>
-        </w:numPr>
-      </w:pPr>
-      <w:r>
-        <w:t xml:space="preserve">Student name What is your height?</w:t>
-      </w:r>
-      <w:r>
-        <w:br/>
-      </w:r>
-    </w:p>
-    <w:p>
-      <w:pPr>
-        <w:pStyle w:val="Compact"/>
-        <w:numPr>
-          <w:ilvl w:val="1"/>
-          <w:numId w:val="1028"/>
-        </w:numPr>
-      </w:pPr>
-      <w:r>
-        <w:t xml:space="preserve">What is your age? What is your eye color?</w:t>
-      </w:r>
-    </w:p>
-    <w:p>
-      <w:pPr>
-        <w:pStyle w:val="Compact"/>
-        <w:numPr>
-          <w:ilvl w:val="1"/>
-          <w:numId w:val="1028"/>
-        </w:numPr>
-      </w:pPr>
-      <w:r>
-        <w:t xml:space="preserve">What is your hair color?</w:t>
-      </w:r>
-      <w:r>
-        <w:br/>
-      </w:r>
-    </w:p>
-    <w:p>
-      <w:pPr>
-        <w:pStyle w:val="Compact"/>
-        <w:numPr>
-          <w:ilvl w:val="1"/>
-          <w:numId w:val="1028"/>
-        </w:numPr>
-      </w:pPr>
-      <w:r>
-        <w:t xml:space="preserve">What is your favorite ice cream flavor?</w:t>
-      </w:r>
-    </w:p>
-    <w:p>
-      <w:pPr>
-        <w:pStyle w:val="Compact"/>
-        <w:numPr>
-          <w:ilvl w:val="1"/>
-          <w:numId w:val="1028"/>
-        </w:numPr>
-      </w:pPr>
-      <w:r>
-        <w:t xml:space="preserve">Where were you born?</w:t>
-      </w:r>
-    </w:p>
-    <w:p>
-      <w:r>
-        <w:pict>
-          <v:rect style="width:0;height:1.5pt" o:hralign="center" o:hrstd="t" o:hr="t"/>
-        </w:pict>
+        <w:rPr>
+          <w:b/>
+          <w:bCs/>
+        </w:rPr>
+        <w:t xml:space="preserve">A.</w:t>
+      </w:r>
+      <w:r>
+        <w:t xml:space="preserve"> </w:t>
+      </w:r>
+      <w:r>
+        <w:t xml:space="preserve">TRUE</w:t>
+      </w:r>
+    </w:p>
+    <w:p>
+      <w:pPr>
+        <w:pStyle w:val="Compact"/>
+        <w:numPr>
+          <w:ilvl w:val="0"/>
+          <w:numId w:val="1027"/>
+        </w:numPr>
+      </w:pPr>
+      <w:r>
+        <w:rPr>
+          <w:b/>
+          <w:bCs/>
+        </w:rPr>
+        <w:t xml:space="preserve">B.</w:t>
+      </w:r>
+      <w:r>
+        <w:t xml:space="preserve"> </w:t>
+      </w:r>
+      <w:r>
+        <w:t xml:space="preserve">FALSE</w:t>
       </w:r>
     </w:p>
     <w:tbl>
       <w:tblPr>
         <w:tblStyle w:val="Table"/>
-        <w:tblW w:type="pct" w:w="5000"/>
-        <w:tblLayout w:type="fixed"/>
-        <w:tblLook w:firstRow="1" w:lastRow="0" w:firstColumn="0" w:lastColumn="0" w:noHBand="0" w:noVBand="0" w:val="0020"/>
+        <w:tblLook w:firstRow="0" w:lastRow="0" w:firstColumn="0" w:lastColumn="0" w:noHBand="0" w:noVBand="0" w:val="0000"/>
+        <w:tblBorders>
+          <w:top w:val="single" w:sz="4" w:space="0" w:color="0758E5"/>
+          <w:left w:val="single" w:sz="24" w:space="0" w:color="0758E5"/>
+          <w:bottom w:val="single" w:sz="4" w:space="0" w:color="0758E5"/>
+          <w:right w:val="single" w:sz="4" w:space="0" w:color="0758E5"/>
+        </w:tblBorders>
+        <w:tblCellMar>
+          <w:left w:w="144" w:type="dxa"/>
+          <w:right w:w="144" w:type="dxa"/>
+        </w:tblCellMar>
+        <w:tblLook w:firstRow="0" w:lastRow="0" w:firstColumn="0" w:lastColumn="0" w:noHBand="0" w:noVBand="0" w:val="0000"/>
       </w:tblPr>
-      <w:tblGrid>
-        <w:gridCol w:w="640"/>
-        <w:gridCol w:w="1007"/>
-        <w:gridCol w:w="869"/>
-        <w:gridCol w:w="1144"/>
-        <w:gridCol w:w="1190"/>
-        <w:gridCol w:w="1876"/>
-        <w:gridCol w:w="1052"/>
-        <w:gridCol w:w="137"/>
-      </w:tblGrid>
       <w:tr>
         <w:trPr>
-          <w:tblHeader w:val="on"/>
+          <w:cantSplit/>
         </w:trPr>
         <w:tc>
-          <w:tcPr/>
+          <w:tcPr>
+            <w:shd w:color="auto" w:fill="dae6fb" w:val="clear"/>
+            <w:tcMar>
+              <w:top w:w="92" w:type="dxa"/>
+              <w:bottom w:w="92" w:type="dxa"/>
+            </w:tcMar>
+          </w:tcPr>
           <w:p>
             <w:pPr>
-              <w:pStyle w:val="Compact"/>
+              <w:pStyle w:val="FirstParagraph"/>
+            </w:pPr>
+            <w:pPr>
+              <w:spacing w:before="0" w:after="0"/>
+              <w:textAlignment w:val="center"/>
             </w:pPr>
             <w:r>
-              <w:t xml:space="preserve">Student name</w:t>
+              <w:drawing>
+                <wp:inline>
+                  <wp:extent cx="152400" cy="152400"/>
+                  <wp:effectExtent b="0" l="0" r="0" t="0"/>
+                  <wp:docPr descr="" title="" id="39" name="Picture"/>
+                  <a:graphic>
+                    <a:graphicData uri="http://schemas.openxmlformats.org/drawingml/2006/picture">
+                      <pic:pic>
+                        <pic:nvPicPr>
+                          <pic:cNvPr descr="/Applications/quarto/share/formats/docx/note.png" id="40" name="Picture"/>
+                          <pic:cNvPicPr>
+                            <a:picLocks noChangeArrowheads="1" noChangeAspect="1"/>
+                          </pic:cNvPicPr>
+                        </pic:nvPicPr>
+                        <pic:blipFill>
+                          <a:blip r:embed="rId38"/>
+                          <a:stretch>
+                            <a:fillRect/>
+                          </a:stretch>
+                        </pic:blipFill>
+                        <pic:spPr bwMode="auto">
+                          <a:xfrm>
+                            <a:off x="0" y="0"/>
+                            <a:ext cx="152400" cy="152400"/>
+                          </a:xfrm>
+                          <a:prstGeom prst="rect">
+                            <a:avLst/>
+                          </a:prstGeom>
+                          <a:noFill/>
+                          <a:ln w="9525">
+                            <a:noFill/>
+                            <a:headEnd/>
+                            <a:tailEnd/>
+                          </a:ln>
+                        </pic:spPr>
+                      </pic:pic>
+                    </a:graphicData>
+                  </a:graphic>
+                </wp:inline>
+              </w:drawing>
             </w:r>
-          </w:p>
-        </w:tc>
-        <w:tc>
-          <w:tcPr/>
-          <w:p>
-            <w:pPr>
-              <w:pStyle w:val="Compact"/>
-            </w:pPr>
             <w:r>
-              <w:t xml:space="preserve">What is your height?</w:t>
+              <w:t xml:space="preserve"> </w:t>
             </w:r>
-          </w:p>
-        </w:tc>
-        <w:tc>
-          <w:tcPr/>
-          <w:p>
-            <w:pPr>
-              <w:pStyle w:val="Compact"/>
-            </w:pPr>
             <w:r>
-              <w:t xml:space="preserve">What is your age?</w:t>
+              <w:t xml:space="preserve"> </w:t>
             </w:r>
-          </w:p>
-        </w:tc>
-        <w:tc>
-          <w:tcPr/>
-          <w:p>
-            <w:pPr>
-              <w:pStyle w:val="Compact"/>
-            </w:pPr>
             <w:r>
-              <w:t xml:space="preserve">What is your eye color?</w:t>
+              <w:t xml:space="preserve">정답 보기</w:t>
             </w:r>
-          </w:p>
-        </w:tc>
-        <w:tc>
-          <w:tcPr/>
-          <w:p>
-            <w:pPr>
-              <w:pStyle w:val="Compact"/>
-            </w:pPr>
-            <w:r>
-              <w:t xml:space="preserve">What is your hair color?</w:t>
-            </w:r>
-          </w:p>
-        </w:tc>
-        <w:tc>
-          <w:tcPr/>
-          <w:p>
-            <w:pPr>
-              <w:pStyle w:val="Compact"/>
-            </w:pPr>
-            <w:r>
-              <w:t xml:space="preserve">What is your favorite ice cream flavor?</w:t>
-            </w:r>
-          </w:p>
-        </w:tc>
-        <w:tc>
-          <w:tcPr/>
-          <w:p>
-            <w:pPr>
-              <w:pStyle w:val="Compact"/>
-            </w:pPr>
-            <w:r>
-              <w:t xml:space="preserve">Where were you born?</w:t>
-            </w:r>
-          </w:p>
-        </w:tc>
-        <w:tc>
-          <w:tcPr/>
-          <w:p>
-            <w:pPr>
-              <w:pStyle w:val="Compact"/>
-            </w:pPr>
           </w:p>
         </w:tc>
       </w:tr>
       <w:tr>
+        <w:trPr>
+          <w:cantSplit/>
+        </w:trPr>
         <w:tc>
-          <w:tcPr/>
+          <w:tcPr>
+            <w:tcMar>
+              <w:top w:w="108" w:type="dxa"/>
+              <w:bottom w:w="108" w:type="dxa"/>
+            </w:tcMar>
+          </w:tcPr>
           <w:p>
             <w:pPr>
-              <w:pStyle w:val="Compact"/>
+              <w:pStyle w:val="BodyText"/>
             </w:pPr>
+            <w:pPr>
+              <w:spacing w:before="16"/>
+            </w:pPr>
+            <w:r>
+              <w:rPr>
+                <w:b/>
+                <w:bCs/>
+              </w:rPr>
+              <w:t xml:space="preserve">정답: A</w:t>
+            </w:r>
           </w:p>
-        </w:tc>
-        <w:tc>
-          <w:tcPr/>
           <w:p>
             <w:pPr>
-              <w:pStyle w:val="Compact"/>
+              <w:pStyle w:val="BodyText"/>
             </w:pPr>
+            <w:pPr>
+              <w:spacing w:after="16"/>
+            </w:pPr>
+            <w:r>
+              <w:t xml:space="preserve">The standard convention is rows = cases/participants, columns = variables.</w:t>
+            </w:r>
           </w:p>
+          <w:p/>
         </w:tc>
+      </w:tr>
+    </w:tbl>
+    <w:bookmarkEnd w:id="41"/>
+    <w:bookmarkStart w:id="44" w:name="Xaad75419e77dca32e4caee1455c36437aa5d78a"/>
+    <w:p>
+      <w:pPr>
+        <w:pStyle w:val="Heading3"/>
+      </w:pPr>
+      <w:r>
+        <w:t xml:space="preserve">Q2. According to Chapter 9, the two basic principles of cleaning and organizing data are analogous to:</w:t>
+      </w:r>
+    </w:p>
+    <w:p>
+      <w:pPr>
+        <w:pStyle w:val="Compact"/>
+        <w:numPr>
+          <w:ilvl w:val="0"/>
+          <w:numId w:val="1028"/>
+        </w:numPr>
+      </w:pPr>
+      <w:r>
+        <w:rPr>
+          <w:b/>
+          <w:bCs/>
+        </w:rPr>
+        <w:t xml:space="preserve">A.</w:t>
+      </w:r>
+      <w:r>
+        <w:t xml:space="preserve"> </w:t>
+      </w:r>
+      <w:r>
+        <w:t xml:space="preserve">Painting and decorating a room</w:t>
+      </w:r>
+    </w:p>
+    <w:p>
+      <w:pPr>
+        <w:pStyle w:val="Compact"/>
+        <w:numPr>
+          <w:ilvl w:val="0"/>
+          <w:numId w:val="1028"/>
+        </w:numPr>
+      </w:pPr>
+      <w:r>
+        <w:rPr>
+          <w:b/>
+          <w:bCs/>
+        </w:rPr>
+        <w:t xml:space="preserve">B.</w:t>
+      </w:r>
+      <w:r>
+        <w:t xml:space="preserve"> </w:t>
+      </w:r>
+      <w:r>
+        <w:t xml:space="preserve">Grouping items into categories AND removing unnecessary items</w:t>
+      </w:r>
+    </w:p>
+    <w:p>
+      <w:pPr>
+        <w:pStyle w:val="Compact"/>
+        <w:numPr>
+          <w:ilvl w:val="0"/>
+          <w:numId w:val="1028"/>
+        </w:numPr>
+      </w:pPr>
+      <w:r>
+        <w:rPr>
+          <w:b/>
+          <w:bCs/>
+        </w:rPr>
+        <w:t xml:space="preserve">C.</w:t>
+      </w:r>
+      <w:r>
+        <w:t xml:space="preserve"> </w:t>
+      </w:r>
+      <w:r>
+        <w:t xml:space="preserve">Buying new furniture and selling old ones</w:t>
+      </w:r>
+    </w:p>
+    <w:p>
+      <w:pPr>
+        <w:pStyle w:val="Compact"/>
+        <w:numPr>
+          <w:ilvl w:val="0"/>
+          <w:numId w:val="1028"/>
+        </w:numPr>
+      </w:pPr>
+      <w:r>
+        <w:rPr>
+          <w:b/>
+          <w:bCs/>
+        </w:rPr>
+        <w:t xml:space="preserve">D.</w:t>
+      </w:r>
+      <w:r>
+        <w:t xml:space="preserve"> </w:t>
+      </w:r>
+      <w:r>
+        <w:t xml:space="preserve">Building and demolishing structures</w:t>
+      </w:r>
+    </w:p>
+    <w:tbl>
+      <w:tblPr>
+        <w:tblStyle w:val="Table"/>
+        <w:tblLook w:firstRow="0" w:lastRow="0" w:firstColumn="0" w:lastColumn="0" w:noHBand="0" w:noVBand="0" w:val="0000"/>
+        <w:tblBorders>
+          <w:top w:val="single" w:sz="4" w:space="0" w:color="0758E5"/>
+          <w:left w:val="single" w:sz="24" w:space="0" w:color="0758E5"/>
+          <w:bottom w:val="single" w:sz="4" w:space="0" w:color="0758E5"/>
+          <w:right w:val="single" w:sz="4" w:space="0" w:color="0758E5"/>
+        </w:tblBorders>
+        <w:tblCellMar>
+          <w:left w:w="144" w:type="dxa"/>
+          <w:right w:w="144" w:type="dxa"/>
+        </w:tblCellMar>
+        <w:tblLook w:firstRow="0" w:lastRow="0" w:firstColumn="0" w:lastColumn="0" w:noHBand="0" w:noVBand="0" w:val="0000"/>
+      </w:tblPr>
+      <w:tr>
+        <w:trPr>
+          <w:cantSplit/>
+        </w:trPr>
         <w:tc>
-          <w:tcPr/>
+          <w:tcPr>
+            <w:shd w:color="auto" w:fill="dae6fb" w:val="clear"/>
+            <w:tcMar>
+              <w:top w:w="92" w:type="dxa"/>
+              <w:bottom w:w="92" w:type="dxa"/>
+            </w:tcMar>
+          </w:tcPr>
           <w:p>
             <w:pPr>
-              <w:pStyle w:val="Compact"/>
+              <w:pStyle w:val="FirstParagraph"/>
             </w:pPr>
-          </w:p>
-        </w:tc>
-        <w:tc>
-          <w:tcPr/>
-          <w:p>
             <w:pPr>
-              <w:pStyle w:val="Compact"/>
+              <w:spacing w:before="0" w:after="0"/>
+              <w:textAlignment w:val="center"/>
             </w:pPr>
-          </w:p>
-        </w:tc>
-        <w:tc>
-          <w:tcPr/>
-          <w:p>
-            <w:pPr>
-              <w:pStyle w:val="Compact"/>
-            </w:pPr>
-          </w:p>
-        </w:tc>
-        <w:tc>
-          <w:tcPr/>
-          <w:p>
-            <w:pPr>
-              <w:pStyle w:val="Compact"/>
-            </w:pPr>
-          </w:p>
-        </w:tc>
-        <w:tc>
-          <w:tcPr/>
-          <w:p>
-            <w:pPr>
-              <w:pStyle w:val="Compact"/>
-            </w:pPr>
-          </w:p>
-        </w:tc>
-        <w:tc>
-          <w:tcPr/>
-          <w:p>
-            <w:pPr>
-              <w:pStyle w:val="Compact"/>
-            </w:pPr>
+            <w:r>
+              <w:drawing>
+                <wp:inline>
+                  <wp:extent cx="152400" cy="152400"/>
+                  <wp:effectExtent b="0" l="0" r="0" t="0"/>
+                  <wp:docPr descr="" title="" id="42" name="Picture"/>
+                  <a:graphic>
+                    <a:graphicData uri="http://schemas.openxmlformats.org/drawingml/2006/picture">
+                      <pic:pic>
+                        <pic:nvPicPr>
+                          <pic:cNvPr descr="/Applications/quarto/share/formats/docx/note.png" id="43" name="Picture"/>
+                          <pic:cNvPicPr>
+                            <a:picLocks noChangeArrowheads="1" noChangeAspect="1"/>
+                          </pic:cNvPicPr>
+                        </pic:nvPicPr>
+                        <pic:blipFill>
+                          <a:blip r:embed="rId38"/>
+                          <a:stretch>
+                            <a:fillRect/>
+                          </a:stretch>
+                        </pic:blipFill>
+                        <pic:spPr bwMode="auto">
+                          <a:xfrm>
+                            <a:off x="0" y="0"/>
+                            <a:ext cx="152400" cy="152400"/>
+                          </a:xfrm>
+                          <a:prstGeom prst="rect">
+                            <a:avLst/>
+                          </a:prstGeom>
+                          <a:noFill/>
+                          <a:ln w="9525">
+                            <a:noFill/>
+                            <a:headEnd/>
+                            <a:tailEnd/>
+                          </a:ln>
+                        </pic:spPr>
+                      </pic:pic>
+                    </a:graphicData>
+                  </a:graphic>
+                </wp:inline>
+              </w:drawing>
+            </w:r>
+            <w:r>
+              <w:t xml:space="preserve"> </w:t>
+            </w:r>
+            <w:r>
+              <w:t xml:space="preserve"> </w:t>
+            </w:r>
+            <w:r>
+              <w:t xml:space="preserve">정답 보기</w:t>
+            </w:r>
           </w:p>
         </w:tc>
       </w:tr>
       <w:tr>
+        <w:trPr>
+          <w:cantSplit/>
+        </w:trPr>
         <w:tc>
-          <w:tcPr/>
+          <w:tcPr>
+            <w:tcMar>
+              <w:top w:w="108" w:type="dxa"/>
+              <w:bottom w:w="108" w:type="dxa"/>
+            </w:tcMar>
+          </w:tcPr>
           <w:p>
             <w:pPr>
-              <w:pStyle w:val="Compact"/>
+              <w:pStyle w:val="BodyText"/>
             </w:pPr>
+            <w:pPr>
+              <w:spacing w:before="16"/>
+            </w:pPr>
+            <w:r>
+              <w:rPr>
+                <w:b/>
+                <w:bCs/>
+              </w:rPr>
+              <w:t xml:space="preserve">정답: B</w:t>
+            </w:r>
           </w:p>
-        </w:tc>
-        <w:tc>
-          <w:tcPr/>
           <w:p>
             <w:pPr>
-              <w:pStyle w:val="Compact"/>
+              <w:pStyle w:val="BodyText"/>
             </w:pPr>
+            <w:pPr>
+              <w:spacing w:after="16"/>
+            </w:pPr>
+            <w:r>
+              <w:t xml:space="preserve">The chapter compares data organization to cleaning a room: (1) group items by category and (2) remove unnecessary items.</w:t>
+            </w:r>
           </w:p>
+          <w:p/>
         </w:tc>
+      </w:tr>
+    </w:tbl>
+    <w:bookmarkEnd w:id="44"/>
+    <w:bookmarkStart w:id="47" w:name="X91c3ae59189410e0dd2d44f168c1cc8834fbc3e"/>
+    <w:p>
+      <w:pPr>
+        <w:pStyle w:val="Heading3"/>
+      </w:pPr>
+      <w:r>
+        <w:t xml:space="preserve">Q3. Before entering data, the researcher should critically review the questionnaire to determine:</w:t>
+      </w:r>
+    </w:p>
+    <w:p>
+      <w:pPr>
+        <w:pStyle w:val="Compact"/>
+        <w:numPr>
+          <w:ilvl w:val="0"/>
+          <w:numId w:val="1029"/>
+        </w:numPr>
+      </w:pPr>
+      <w:r>
+        <w:rPr>
+          <w:b/>
+          <w:bCs/>
+        </w:rPr>
+        <w:t xml:space="preserve">A.</w:t>
+      </w:r>
+      <w:r>
+        <w:t xml:space="preserve"> </w:t>
+      </w:r>
+      <w:r>
+        <w:t xml:space="preserve">How variables can be best organized for the upcoming analysis phase</w:t>
+      </w:r>
+    </w:p>
+    <w:p>
+      <w:pPr>
+        <w:pStyle w:val="Compact"/>
+        <w:numPr>
+          <w:ilvl w:val="0"/>
+          <w:numId w:val="1029"/>
+        </w:numPr>
+      </w:pPr>
+      <w:r>
+        <w:rPr>
+          <w:b/>
+          <w:bCs/>
+        </w:rPr>
+        <w:t xml:space="preserve">B.</w:t>
+      </w:r>
+      <w:r>
+        <w:t xml:space="preserve"> </w:t>
+      </w:r>
+      <w:r>
+        <w:t xml:space="preserve">Whether to delete the data</w:t>
+      </w:r>
+    </w:p>
+    <w:p>
+      <w:pPr>
+        <w:pStyle w:val="Compact"/>
+        <w:numPr>
+          <w:ilvl w:val="0"/>
+          <w:numId w:val="1029"/>
+        </w:numPr>
+      </w:pPr>
+      <w:r>
+        <w:rPr>
+          <w:b/>
+          <w:bCs/>
+        </w:rPr>
+        <w:t xml:space="preserve">C.</w:t>
+      </w:r>
+      <w:r>
+        <w:t xml:space="preserve"> </w:t>
+      </w:r>
+      <w:r>
+        <w:t xml:space="preserve">Whether to abandon the study</w:t>
+      </w:r>
+    </w:p>
+    <w:p>
+      <w:pPr>
+        <w:pStyle w:val="Compact"/>
+        <w:numPr>
+          <w:ilvl w:val="0"/>
+          <w:numId w:val="1029"/>
+        </w:numPr>
+      </w:pPr>
+      <w:r>
+        <w:rPr>
+          <w:b/>
+          <w:bCs/>
+        </w:rPr>
+        <w:t xml:space="preserve">D.</w:t>
+      </w:r>
+      <w:r>
+        <w:t xml:space="preserve"> </w:t>
+      </w:r>
+      <w:r>
+        <w:t xml:space="preserve">Whether to translate the data into another language</w:t>
+      </w:r>
+    </w:p>
+    <w:tbl>
+      <w:tblPr>
+        <w:tblStyle w:val="Table"/>
+        <w:tblLook w:firstRow="0" w:lastRow="0" w:firstColumn="0" w:lastColumn="0" w:noHBand="0" w:noVBand="0" w:val="0000"/>
+        <w:tblBorders>
+          <w:top w:val="single" w:sz="4" w:space="0" w:color="0758E5"/>
+          <w:left w:val="single" w:sz="24" w:space="0" w:color="0758E5"/>
+          <w:bottom w:val="single" w:sz="4" w:space="0" w:color="0758E5"/>
+          <w:right w:val="single" w:sz="4" w:space="0" w:color="0758E5"/>
+        </w:tblBorders>
+        <w:tblCellMar>
+          <w:left w:w="144" w:type="dxa"/>
+          <w:right w:w="144" w:type="dxa"/>
+        </w:tblCellMar>
+        <w:tblLook w:firstRow="0" w:lastRow="0" w:firstColumn="0" w:lastColumn="0" w:noHBand="0" w:noVBand="0" w:val="0000"/>
+      </w:tblPr>
+      <w:tr>
+        <w:trPr>
+          <w:cantSplit/>
+        </w:trPr>
         <w:tc>
-          <w:tcPr/>
+          <w:tcPr>
+            <w:shd w:color="auto" w:fill="dae6fb" w:val="clear"/>
+            <w:tcMar>
+              <w:top w:w="92" w:type="dxa"/>
+              <w:bottom w:w="92" w:type="dxa"/>
+            </w:tcMar>
+          </w:tcPr>
           <w:p>
             <w:pPr>
-              <w:pStyle w:val="Compact"/>
+              <w:pStyle w:val="FirstParagraph"/>
             </w:pPr>
-          </w:p>
-        </w:tc>
-        <w:tc>
-          <w:tcPr/>
-          <w:p>
             <w:pPr>
-              <w:pStyle w:val="Compact"/>
+              <w:spacing w:before="0" w:after="0"/>
+              <w:textAlignment w:val="center"/>
             </w:pPr>
-          </w:p>
-        </w:tc>
-        <w:tc>
-          <w:tcPr/>
-          <w:p>
-            <w:pPr>
-              <w:pStyle w:val="Compact"/>
-            </w:pPr>
-          </w:p>
-        </w:tc>
-        <w:tc>
-          <w:tcPr/>
-          <w:p>
-            <w:pPr>
-              <w:pStyle w:val="Compact"/>
-            </w:pPr>
-          </w:p>
-        </w:tc>
-        <w:tc>
-          <w:tcPr/>
-          <w:p>
-            <w:pPr>
-              <w:pStyle w:val="Compact"/>
-            </w:pPr>
-          </w:p>
-        </w:tc>
-        <w:tc>
-          <w:tcPr/>
-          <w:p>
-            <w:pPr>
-              <w:pStyle w:val="Compact"/>
-            </w:pPr>
+            <w:r>
+              <w:drawing>
+                <wp:inline>
+                  <wp:extent cx="152400" cy="152400"/>
+                  <wp:effectExtent b="0" l="0" r="0" t="0"/>
+                  <wp:docPr descr="" title="" id="45" name="Picture"/>
+                  <a:graphic>
+                    <a:graphicData uri="http://schemas.openxmlformats.org/drawingml/2006/picture">
+                      <pic:pic>
+                        <pic:nvPicPr>
+                          <pic:cNvPr descr="/Applications/quarto/share/formats/docx/note.png" id="46" name="Picture"/>
+                          <pic:cNvPicPr>
+                            <a:picLocks noChangeArrowheads="1" noChangeAspect="1"/>
+                          </pic:cNvPicPr>
+                        </pic:nvPicPr>
+                        <pic:blipFill>
+                          <a:blip r:embed="rId38"/>
+                          <a:stretch>
+                            <a:fillRect/>
+                          </a:stretch>
+                        </pic:blipFill>
+                        <pic:spPr bwMode="auto">
+                          <a:xfrm>
+                            <a:off x="0" y="0"/>
+                            <a:ext cx="152400" cy="152400"/>
+                          </a:xfrm>
+                          <a:prstGeom prst="rect">
+                            <a:avLst/>
+                          </a:prstGeom>
+                          <a:noFill/>
+                          <a:ln w="9525">
+                            <a:noFill/>
+                            <a:headEnd/>
+                            <a:tailEnd/>
+                          </a:ln>
+                        </pic:spPr>
+                      </pic:pic>
+                    </a:graphicData>
+                  </a:graphic>
+                </wp:inline>
+              </w:drawing>
+            </w:r>
+            <w:r>
+              <w:t xml:space="preserve"> </w:t>
+            </w:r>
+            <w:r>
+              <w:t xml:space="preserve"> </w:t>
+            </w:r>
+            <w:r>
+              <w:t xml:space="preserve">정답 보기</w:t>
+            </w:r>
           </w:p>
         </w:tc>
       </w:tr>
       <w:tr>
+        <w:trPr>
+          <w:cantSplit/>
+        </w:trPr>
         <w:tc>
-          <w:tcPr/>
+          <w:tcPr>
+            <w:tcMar>
+              <w:top w:w="108" w:type="dxa"/>
+              <w:bottom w:w="108" w:type="dxa"/>
+            </w:tcMar>
+          </w:tcPr>
           <w:p>
             <w:pPr>
-              <w:pStyle w:val="Compact"/>
+              <w:pStyle w:val="BodyText"/>
             </w:pPr>
+            <w:pPr>
+              <w:spacing w:before="16"/>
+            </w:pPr>
+            <w:r>
+              <w:rPr>
+                <w:b/>
+                <w:bCs/>
+              </w:rPr>
+              <w:t xml:space="preserve">정답: A</w:t>
+            </w:r>
           </w:p>
-        </w:tc>
-        <w:tc>
-          <w:tcPr/>
           <w:p>
             <w:pPr>
-              <w:pStyle w:val="Compact"/>
+              <w:pStyle w:val="BodyText"/>
             </w:pPr>
+            <w:pPr>
+              <w:spacing w:after="16"/>
+            </w:pPr>
+            <w:r>
+              <w:t xml:space="preserve">Logical formatting means deciding the most analysis-friendly column order, not just copying the questionnaire order.</w:t>
+            </w:r>
           </w:p>
+          <w:p/>
         </w:tc>
+      </w:tr>
+    </w:tbl>
+    <w:bookmarkEnd w:id="47"/>
+    <w:bookmarkStart w:id="50" w:name="X677cc4fd30289a4785eb115b8391f3cb6da7910"/>
+    <w:p>
+      <w:pPr>
+        <w:pStyle w:val="Heading3"/>
+      </w:pPr>
+      <w:r>
+        <w:t xml:space="preserve">Q4. When using online survey platforms like SurveyMonkey or Qualtrics, the data entry phase is largely:</w:t>
+      </w:r>
+    </w:p>
+    <w:p>
+      <w:pPr>
+        <w:pStyle w:val="Compact"/>
+        <w:numPr>
+          <w:ilvl w:val="0"/>
+          <w:numId w:val="1030"/>
+        </w:numPr>
+      </w:pPr>
+      <w:r>
+        <w:rPr>
+          <w:b/>
+          <w:bCs/>
+        </w:rPr>
+        <w:t xml:space="preserve">A.</w:t>
+      </w:r>
+      <w:r>
+        <w:t xml:space="preserve"> </w:t>
+      </w:r>
+      <w:r>
+        <w:t xml:space="preserve">Eliminated because data are automatically formatted into a downloadable file</w:t>
+      </w:r>
+    </w:p>
+    <w:p>
+      <w:pPr>
+        <w:pStyle w:val="Compact"/>
+        <w:numPr>
+          <w:ilvl w:val="0"/>
+          <w:numId w:val="1030"/>
+        </w:numPr>
+      </w:pPr>
+      <w:r>
+        <w:rPr>
+          <w:b/>
+          <w:bCs/>
+        </w:rPr>
+        <w:t xml:space="preserve">B.</w:t>
+      </w:r>
+      <w:r>
+        <w:t xml:space="preserve"> </w:t>
+      </w:r>
+      <w:r>
+        <w:t xml:space="preserve">Twice as long as paper surveys</w:t>
+      </w:r>
+    </w:p>
+    <w:p>
+      <w:pPr>
+        <w:pStyle w:val="Compact"/>
+        <w:numPr>
+          <w:ilvl w:val="0"/>
+          <w:numId w:val="1030"/>
+        </w:numPr>
+      </w:pPr>
+      <w:r>
+        <w:rPr>
+          <w:b/>
+          <w:bCs/>
+        </w:rPr>
+        <w:t xml:space="preserve">C.</w:t>
+      </w:r>
+      <w:r>
+        <w:t xml:space="preserve"> </w:t>
+      </w:r>
+      <w:r>
+        <w:t xml:space="preserve">Done only by hand</w:t>
+      </w:r>
+    </w:p>
+    <w:p>
+      <w:pPr>
+        <w:pStyle w:val="Compact"/>
+        <w:numPr>
+          <w:ilvl w:val="0"/>
+          <w:numId w:val="1030"/>
+        </w:numPr>
+      </w:pPr>
+      <w:r>
+        <w:rPr>
+          <w:b/>
+          <w:bCs/>
+        </w:rPr>
+        <w:t xml:space="preserve">D.</w:t>
+      </w:r>
+      <w:r>
+        <w:t xml:space="preserve"> </w:t>
+      </w:r>
+      <w:r>
+        <w:t xml:space="preserve">Done by participants themselves</w:t>
+      </w:r>
+    </w:p>
+    <w:tbl>
+      <w:tblPr>
+        <w:tblStyle w:val="Table"/>
+        <w:tblLook w:firstRow="0" w:lastRow="0" w:firstColumn="0" w:lastColumn="0" w:noHBand="0" w:noVBand="0" w:val="0000"/>
+        <w:tblBorders>
+          <w:top w:val="single" w:sz="4" w:space="0" w:color="0758E5"/>
+          <w:left w:val="single" w:sz="24" w:space="0" w:color="0758E5"/>
+          <w:bottom w:val="single" w:sz="4" w:space="0" w:color="0758E5"/>
+          <w:right w:val="single" w:sz="4" w:space="0" w:color="0758E5"/>
+        </w:tblBorders>
+        <w:tblCellMar>
+          <w:left w:w="144" w:type="dxa"/>
+          <w:right w:w="144" w:type="dxa"/>
+        </w:tblCellMar>
+        <w:tblLook w:firstRow="0" w:lastRow="0" w:firstColumn="0" w:lastColumn="0" w:noHBand="0" w:noVBand="0" w:val="0000"/>
+      </w:tblPr>
+      <w:tr>
+        <w:trPr>
+          <w:cantSplit/>
+        </w:trPr>
         <w:tc>
-          <w:tcPr/>
+          <w:tcPr>
+            <w:shd w:color="auto" w:fill="dae6fb" w:val="clear"/>
+            <w:tcMar>
+              <w:top w:w="92" w:type="dxa"/>
+              <w:bottom w:w="92" w:type="dxa"/>
+            </w:tcMar>
+          </w:tcPr>
           <w:p>
             <w:pPr>
-              <w:pStyle w:val="Compact"/>
+              <w:pStyle w:val="FirstParagraph"/>
             </w:pPr>
-          </w:p>
-        </w:tc>
-        <w:tc>
-          <w:tcPr/>
-          <w:p>
             <w:pPr>
-              <w:pStyle w:val="Compact"/>
+              <w:spacing w:before="0" w:after="0"/>
+              <w:textAlignment w:val="center"/>
             </w:pPr>
-          </w:p>
-        </w:tc>
-        <w:tc>
-          <w:tcPr/>
-          <w:p>
-            <w:pPr>
-              <w:pStyle w:val="Compact"/>
-            </w:pPr>
-          </w:p>
-        </w:tc>
-        <w:tc>
-          <w:tcPr/>
-          <w:p>
-            <w:pPr>
-              <w:pStyle w:val="Compact"/>
-            </w:pPr>
-          </w:p>
-        </w:tc>
-        <w:tc>
-          <w:tcPr/>
-          <w:p>
-            <w:pPr>
-              <w:pStyle w:val="Compact"/>
-            </w:pPr>
-          </w:p>
-        </w:tc>
-        <w:tc>
-          <w:tcPr/>
-          <w:p>
-            <w:pPr>
-              <w:pStyle w:val="Compact"/>
-            </w:pPr>
+            <w:r>
+              <w:drawing>
+                <wp:inline>
+                  <wp:extent cx="152400" cy="152400"/>
+                  <wp:effectExtent b="0" l="0" r="0" t="0"/>
+                  <wp:docPr descr="" title="" id="48" name="Picture"/>
+                  <a:graphic>
+                    <a:graphicData uri="http://schemas.openxmlformats.org/drawingml/2006/picture">
+                      <pic:pic>
+                        <pic:nvPicPr>
+                          <pic:cNvPr descr="/Applications/quarto/share/formats/docx/note.png" id="49" name="Picture"/>
+                          <pic:cNvPicPr>
+                            <a:picLocks noChangeArrowheads="1" noChangeAspect="1"/>
+                          </pic:cNvPicPr>
+                        </pic:nvPicPr>
+                        <pic:blipFill>
+                          <a:blip r:embed="rId38"/>
+                          <a:stretch>
+                            <a:fillRect/>
+                          </a:stretch>
+                        </pic:blipFill>
+                        <pic:spPr bwMode="auto">
+                          <a:xfrm>
+                            <a:off x="0" y="0"/>
+                            <a:ext cx="152400" cy="152400"/>
+                          </a:xfrm>
+                          <a:prstGeom prst="rect">
+                            <a:avLst/>
+                          </a:prstGeom>
+                          <a:noFill/>
+                          <a:ln w="9525">
+                            <a:noFill/>
+                            <a:headEnd/>
+                            <a:tailEnd/>
+                          </a:ln>
+                        </pic:spPr>
+                      </pic:pic>
+                    </a:graphicData>
+                  </a:graphic>
+                </wp:inline>
+              </w:drawing>
+            </w:r>
+            <w:r>
+              <w:t xml:space="preserve"> </w:t>
+            </w:r>
+            <w:r>
+              <w:t xml:space="preserve"> </w:t>
+            </w:r>
+            <w:r>
+              <w:t xml:space="preserve">정답 보기</w:t>
+            </w:r>
           </w:p>
         </w:tc>
       </w:tr>
       <w:tr>
+        <w:trPr>
+          <w:cantSplit/>
+        </w:trPr>
         <w:tc>
-          <w:tcPr/>
+          <w:tcPr>
+            <w:tcMar>
+              <w:top w:w="108" w:type="dxa"/>
+              <w:bottom w:w="108" w:type="dxa"/>
+            </w:tcMar>
+          </w:tcPr>
           <w:p>
             <w:pPr>
-              <w:pStyle w:val="Compact"/>
+              <w:pStyle w:val="BodyText"/>
             </w:pPr>
+            <w:pPr>
+              <w:spacing w:before="16"/>
+            </w:pPr>
+            <w:r>
+              <w:rPr>
+                <w:b/>
+                <w:bCs/>
+              </w:rPr>
+              <w:t xml:space="preserve">정답: A</w:t>
+            </w:r>
           </w:p>
-        </w:tc>
-        <w:tc>
-          <w:tcPr/>
           <w:p>
             <w:pPr>
-              <w:pStyle w:val="Compact"/>
+              <w:pStyle w:val="BodyText"/>
             </w:pPr>
+            <w:pPr>
+              <w:spacing w:after="16"/>
+            </w:pPr>
+            <w:r>
+              <w:t xml:space="preserve">Online tools deliver pre-formatted data files; the researcher proceeds directly to cleaning.</w:t>
+            </w:r>
           </w:p>
+          <w:p/>
         </w:tc>
+      </w:tr>
+    </w:tbl>
+    <w:bookmarkEnd w:id="50"/>
+    <w:bookmarkStart w:id="53" w:name="Xa5b1fe8db3713d2e77087edf703ffe76741dfbf"/>
+    <w:p>
+      <w:pPr>
+        <w:pStyle w:val="Heading3"/>
+      </w:pPr>
+      <w:r>
+        <w:t xml:space="preserve">Q5. When entering data, even seemingly innocuous information (e.g., number of drinks consumed) should be treated carefully because:</w:t>
+      </w:r>
+    </w:p>
+    <w:p>
+      <w:pPr>
+        <w:pStyle w:val="Compact"/>
+        <w:numPr>
+          <w:ilvl w:val="0"/>
+          <w:numId w:val="1031"/>
+        </w:numPr>
+      </w:pPr>
+      <w:r>
+        <w:rPr>
+          <w:b/>
+          <w:bCs/>
+        </w:rPr>
+        <w:t xml:space="preserve">A.</w:t>
+      </w:r>
+      <w:r>
+        <w:t xml:space="preserve"> </w:t>
+      </w:r>
+      <w:r>
+        <w:t xml:space="preserve">It is irrelevant to research</w:t>
+      </w:r>
+    </w:p>
+    <w:p>
+      <w:pPr>
+        <w:pStyle w:val="Compact"/>
+        <w:numPr>
+          <w:ilvl w:val="0"/>
+          <w:numId w:val="1031"/>
+        </w:numPr>
+      </w:pPr>
+      <w:r>
+        <w:rPr>
+          <w:b/>
+          <w:bCs/>
+        </w:rPr>
+        <w:t xml:space="preserve">B.</w:t>
+      </w:r>
+      <w:r>
+        <w:t xml:space="preserve"> </w:t>
+      </w:r>
+      <w:r>
+        <w:t xml:space="preserve">Disclosure could still harm participants in unexpected ways</w:t>
+      </w:r>
+    </w:p>
+    <w:p>
+      <w:pPr>
+        <w:pStyle w:val="Compact"/>
+        <w:numPr>
+          <w:ilvl w:val="0"/>
+          <w:numId w:val="1031"/>
+        </w:numPr>
+      </w:pPr>
+      <w:r>
+        <w:rPr>
+          <w:b/>
+          <w:bCs/>
+        </w:rPr>
+        <w:t xml:space="preserve">C.</w:t>
+      </w:r>
+      <w:r>
+        <w:t xml:space="preserve"> </w:t>
+      </w:r>
+      <w:r>
+        <w:t xml:space="preserve">It increases sample size</w:t>
+      </w:r>
+    </w:p>
+    <w:p>
+      <w:pPr>
+        <w:pStyle w:val="Compact"/>
+        <w:numPr>
+          <w:ilvl w:val="0"/>
+          <w:numId w:val="1031"/>
+        </w:numPr>
+      </w:pPr>
+      <w:r>
+        <w:rPr>
+          <w:b/>
+          <w:bCs/>
+        </w:rPr>
+        <w:t xml:space="preserve">D.</w:t>
+      </w:r>
+      <w:r>
+        <w:t xml:space="preserve"> </w:t>
+      </w:r>
+      <w:r>
+        <w:t xml:space="preserve">It must be deleted by law</w:t>
+      </w:r>
+    </w:p>
+    <w:tbl>
+      <w:tblPr>
+        <w:tblStyle w:val="Table"/>
+        <w:tblLook w:firstRow="0" w:lastRow="0" w:firstColumn="0" w:lastColumn="0" w:noHBand="0" w:noVBand="0" w:val="0000"/>
+        <w:tblBorders>
+          <w:top w:val="single" w:sz="4" w:space="0" w:color="0758E5"/>
+          <w:left w:val="single" w:sz="24" w:space="0" w:color="0758E5"/>
+          <w:bottom w:val="single" w:sz="4" w:space="0" w:color="0758E5"/>
+          <w:right w:val="single" w:sz="4" w:space="0" w:color="0758E5"/>
+        </w:tblBorders>
+        <w:tblCellMar>
+          <w:left w:w="144" w:type="dxa"/>
+          <w:right w:w="144" w:type="dxa"/>
+        </w:tblCellMar>
+        <w:tblLook w:firstRow="0" w:lastRow="0" w:firstColumn="0" w:lastColumn="0" w:noHBand="0" w:noVBand="0" w:val="0000"/>
+      </w:tblPr>
+      <w:tr>
+        <w:trPr>
+          <w:cantSplit/>
+        </w:trPr>
         <w:tc>
-          <w:tcPr/>
+          <w:tcPr>
+            <w:shd w:color="auto" w:fill="dae6fb" w:val="clear"/>
+            <w:tcMar>
+              <w:top w:w="92" w:type="dxa"/>
+              <w:bottom w:w="92" w:type="dxa"/>
+            </w:tcMar>
+          </w:tcPr>
           <w:p>
             <w:pPr>
-              <w:pStyle w:val="Compact"/>
+              <w:pStyle w:val="FirstParagraph"/>
             </w:pPr>
-          </w:p>
-        </w:tc>
-        <w:tc>
-          <w:tcPr/>
-          <w:p>
             <w:pPr>
-              <w:pStyle w:val="Compact"/>
+              <w:spacing w:before="0" w:after="0"/>
+              <w:textAlignment w:val="center"/>
             </w:pPr>
-          </w:p>
-        </w:tc>
-        <w:tc>
-          <w:tcPr/>
-          <w:p>
-            <w:pPr>
-              <w:pStyle w:val="Compact"/>
-            </w:pPr>
-          </w:p>
-        </w:tc>
-        <w:tc>
-          <w:tcPr/>
-          <w:p>
-            <w:pPr>
-              <w:pStyle w:val="Compact"/>
-            </w:pPr>
-          </w:p>
-        </w:tc>
-        <w:tc>
-          <w:tcPr/>
-          <w:p>
-            <w:pPr>
-              <w:pStyle w:val="Compact"/>
-            </w:pPr>
-          </w:p>
-        </w:tc>
-        <w:tc>
-          <w:tcPr/>
-          <w:p>
-            <w:pPr>
-              <w:pStyle w:val="Compact"/>
-            </w:pPr>
+            <w:r>
+              <w:drawing>
+                <wp:inline>
+                  <wp:extent cx="152400" cy="152400"/>
+                  <wp:effectExtent b="0" l="0" r="0" t="0"/>
+                  <wp:docPr descr="" title="" id="51" name="Picture"/>
+                  <a:graphic>
+                    <a:graphicData uri="http://schemas.openxmlformats.org/drawingml/2006/picture">
+                      <pic:pic>
+                        <pic:nvPicPr>
+                          <pic:cNvPr descr="/Applications/quarto/share/formats/docx/note.png" id="52" name="Picture"/>
+                          <pic:cNvPicPr>
+                            <a:picLocks noChangeArrowheads="1" noChangeAspect="1"/>
+                          </pic:cNvPicPr>
+                        </pic:nvPicPr>
+                        <pic:blipFill>
+                          <a:blip r:embed="rId38"/>
+                          <a:stretch>
+                            <a:fillRect/>
+                          </a:stretch>
+                        </pic:blipFill>
+                        <pic:spPr bwMode="auto">
+                          <a:xfrm>
+                            <a:off x="0" y="0"/>
+                            <a:ext cx="152400" cy="152400"/>
+                          </a:xfrm>
+                          <a:prstGeom prst="rect">
+                            <a:avLst/>
+                          </a:prstGeom>
+                          <a:noFill/>
+                          <a:ln w="9525">
+                            <a:noFill/>
+                            <a:headEnd/>
+                            <a:tailEnd/>
+                          </a:ln>
+                        </pic:spPr>
+                      </pic:pic>
+                    </a:graphicData>
+                  </a:graphic>
+                </wp:inline>
+              </w:drawing>
+            </w:r>
+            <w:r>
+              <w:t xml:space="preserve"> </w:t>
+            </w:r>
+            <w:r>
+              <w:t xml:space="preserve"> </w:t>
+            </w:r>
+            <w:r>
+              <w:t xml:space="preserve">정답 보기</w:t>
+            </w:r>
           </w:p>
         </w:tc>
       </w:tr>
       <w:tr>
+        <w:trPr>
+          <w:cantSplit/>
+        </w:trPr>
         <w:tc>
-          <w:tcPr/>
+          <w:tcPr>
+            <w:tcMar>
+              <w:top w:w="108" w:type="dxa"/>
+              <w:bottom w:w="108" w:type="dxa"/>
+            </w:tcMar>
+          </w:tcPr>
           <w:p>
             <w:pPr>
-              <w:pStyle w:val="Compact"/>
+              <w:pStyle w:val="BodyText"/>
             </w:pPr>
+            <w:pPr>
+              <w:spacing w:before="16"/>
+            </w:pPr>
+            <w:r>
+              <w:rPr>
+                <w:b/>
+                <w:bCs/>
+              </w:rPr>
+              <w:t xml:space="preserve">정답: B</w:t>
+            </w:r>
           </w:p>
-        </w:tc>
-        <w:tc>
-          <w:tcPr/>
           <w:p>
             <w:pPr>
-              <w:pStyle w:val="Compact"/>
+              <w:pStyle w:val="BodyText"/>
             </w:pPr>
+            <w:pPr>
+              <w:spacing w:after="16"/>
+            </w:pPr>
+            <w:r>
+              <w:t xml:space="preserve">Researchers cannot reliably judge harm; all identifying information must be protected as promised.</w:t>
+            </w:r>
           </w:p>
-        </w:tc>
-        <w:tc>
-          <w:tcPr/>
-          <w:p>
-            <w:pPr>
-              <w:pStyle w:val="Compact"/>
-            </w:pPr>
-          </w:p>
-        </w:tc>
-        <w:tc>
-          <w:tcPr/>
-          <w:p>
-            <w:pPr>
-              <w:pStyle w:val="Compact"/>
-            </w:pPr>
-          </w:p>
-        </w:tc>
-        <w:tc>
-          <w:tcPr/>
-          <w:p>
-            <w:pPr>
-              <w:pStyle w:val="Compact"/>
-            </w:pPr>
-          </w:p>
-        </w:tc>
-        <w:tc>
-          <w:tcPr/>
-          <w:p>
-            <w:pPr>
-              <w:pStyle w:val="Compact"/>
-            </w:pPr>
-          </w:p>
-        </w:tc>
-        <w:tc>
-          <w:tcPr/>
-          <w:p>
-            <w:pPr>
-              <w:pStyle w:val="Compact"/>
-            </w:pPr>
-          </w:p>
-        </w:tc>
-        <w:tc>
-          <w:tcPr/>
-          <w:p>
-            <w:pPr>
-              <w:pStyle w:val="Compact"/>
-            </w:pPr>
-          </w:p>
-        </w:tc>
-      </w:tr>
-      <w:tr>
-        <w:tc>
-          <w:tcPr/>
-          <w:p>
-            <w:pPr>
-              <w:pStyle w:val="Compact"/>
-            </w:pPr>
-          </w:p>
-        </w:tc>
-        <w:tc>
-          <w:tcPr/>
-          <w:p>
-            <w:pPr>
-              <w:pStyle w:val="Compact"/>
-            </w:pPr>
-          </w:p>
-        </w:tc>
-        <w:tc>
-          <w:tcPr/>
-          <w:p>
-            <w:pPr>
-              <w:pStyle w:val="Compact"/>
-            </w:pPr>
-          </w:p>
-        </w:tc>
-        <w:tc>
-          <w:tcPr/>
-          <w:p>
-            <w:pPr>
-              <w:pStyle w:val="Compact"/>
-            </w:pPr>
-          </w:p>
-        </w:tc>
-        <w:tc>
-          <w:tcPr/>
-          <w:p>
-            <w:pPr>
-              <w:pStyle w:val="Compact"/>
-            </w:pPr>
-          </w:p>
-        </w:tc>
-        <w:tc>
-          <w:tcPr/>
-          <w:p>
-            <w:pPr>
-              <w:pStyle w:val="Compact"/>
-            </w:pPr>
-          </w:p>
-        </w:tc>
-        <w:tc>
-          <w:tcPr/>
-          <w:p>
-            <w:pPr>
-              <w:pStyle w:val="Compact"/>
-            </w:pPr>
-          </w:p>
-        </w:tc>
-        <w:tc>
-          <w:tcPr/>
-          <w:p>
-            <w:pPr>
-              <w:pStyle w:val="Compact"/>
-            </w:pPr>
-          </w:p>
-        </w:tc>
-      </w:tr>
-      <w:tr>
-        <w:tc>
-          <w:tcPr/>
-          <w:p>
-            <w:pPr>
-              <w:pStyle w:val="Compact"/>
-            </w:pPr>
-          </w:p>
-        </w:tc>
-        <w:tc>
-          <w:tcPr/>
-          <w:p>
-            <w:pPr>
-              <w:pStyle w:val="Compact"/>
-            </w:pPr>
-          </w:p>
-        </w:tc>
-        <w:tc>
-          <w:tcPr/>
-          <w:p>
-            <w:pPr>
-              <w:pStyle w:val="Compact"/>
-            </w:pPr>
-          </w:p>
-        </w:tc>
-        <w:tc>
-          <w:tcPr/>
-          <w:p>
-            <w:pPr>
-              <w:pStyle w:val="Compact"/>
-            </w:pPr>
-          </w:p>
-        </w:tc>
-        <w:tc>
-          <w:tcPr/>
-          <w:p>
-            <w:pPr>
-              <w:pStyle w:val="Compact"/>
-            </w:pPr>
-          </w:p>
-        </w:tc>
-        <w:tc>
-          <w:tcPr/>
-          <w:p>
-            <w:pPr>
-              <w:pStyle w:val="Compact"/>
-            </w:pPr>
-          </w:p>
-        </w:tc>
-        <w:tc>
-          <w:tcPr/>
-          <w:p>
-            <w:pPr>
-              <w:pStyle w:val="Compact"/>
-            </w:pPr>
-          </w:p>
-        </w:tc>
-        <w:tc>
-          <w:tcPr/>
-          <w:p>
-            <w:pPr>
-              <w:pStyle w:val="Compact"/>
-            </w:pPr>
-          </w:p>
-        </w:tc>
-      </w:tr>
-      <w:tr>
-        <w:tc>
-          <w:tcPr/>
-          <w:p>
-            <w:pPr>
-              <w:pStyle w:val="Compact"/>
-            </w:pPr>
-          </w:p>
-        </w:tc>
-        <w:tc>
-          <w:tcPr/>
-          <w:p>
-            <w:pPr>
-              <w:pStyle w:val="Compact"/>
-            </w:pPr>
-          </w:p>
-        </w:tc>
-        <w:tc>
-          <w:tcPr/>
-          <w:p>
-            <w:pPr>
-              <w:pStyle w:val="Compact"/>
-            </w:pPr>
-          </w:p>
-        </w:tc>
-        <w:tc>
-          <w:tcPr/>
-          <w:p>
-            <w:pPr>
-              <w:pStyle w:val="Compact"/>
-            </w:pPr>
-          </w:p>
-        </w:tc>
-        <w:tc>
-          <w:tcPr/>
-          <w:p>
-            <w:pPr>
-              <w:pStyle w:val="Compact"/>
-            </w:pPr>
-          </w:p>
-        </w:tc>
-        <w:tc>
-          <w:tcPr/>
-          <w:p>
-            <w:pPr>
-              <w:pStyle w:val="Compact"/>
-            </w:pPr>
-          </w:p>
-        </w:tc>
-        <w:tc>
-          <w:tcPr/>
-          <w:p>
-            <w:pPr>
-              <w:pStyle w:val="Compact"/>
-            </w:pPr>
-          </w:p>
-        </w:tc>
-        <w:tc>
-          <w:tcPr/>
-          <w:p>
-            <w:pPr>
-              <w:pStyle w:val="Compact"/>
-            </w:pPr>
-          </w:p>
-        </w:tc>
-      </w:tr>
-      <w:tr>
-        <w:tc>
-          <w:tcPr/>
-          <w:p>
-            <w:pPr>
-              <w:pStyle w:val="Compact"/>
-            </w:pPr>
-          </w:p>
-        </w:tc>
-        <w:tc>
-          <w:tcPr/>
-          <w:p>
-            <w:pPr>
-              <w:pStyle w:val="Compact"/>
-            </w:pPr>
-          </w:p>
-        </w:tc>
-        <w:tc>
-          <w:tcPr/>
-          <w:p>
-            <w:pPr>
-              <w:pStyle w:val="Compact"/>
-            </w:pPr>
-          </w:p>
-        </w:tc>
-        <w:tc>
-          <w:tcPr/>
-          <w:p>
-            <w:pPr>
-              <w:pStyle w:val="Compact"/>
-            </w:pPr>
-          </w:p>
-        </w:tc>
-        <w:tc>
-          <w:tcPr/>
-          <w:p>
-            <w:pPr>
-              <w:pStyle w:val="Compact"/>
-            </w:pPr>
-          </w:p>
-        </w:tc>
-        <w:tc>
-          <w:tcPr/>
-          <w:p>
-            <w:pPr>
-              <w:pStyle w:val="Compact"/>
-            </w:pPr>
-          </w:p>
-        </w:tc>
-        <w:tc>
-          <w:tcPr/>
-          <w:p>
-            <w:pPr>
-              <w:pStyle w:val="Compact"/>
-            </w:pPr>
-          </w:p>
-        </w:tc>
-        <w:tc>
-          <w:tcPr/>
-          <w:p>
-            <w:pPr>
-              <w:pStyle w:val="Compact"/>
-            </w:pPr>
-          </w:p>
+          <w:p/>
         </w:tc>
       </w:tr>
     </w:tbl>
-    <w:p>
-      <w:r>
-        <w:pict>
-          <v:rect style="width:0;height:1.5pt" o:hralign="center" o:hrstd="t" o:hr="t"/>
-        </w:pict>
-      </w:r>
-    </w:p>
-    <w:p>
-      <w:pPr>
-        <w:pStyle w:val="Compact"/>
-        <w:numPr>
-          <w:ilvl w:val="0"/>
-          <w:numId w:val="1029"/>
-        </w:numPr>
-      </w:pPr>
-      <w:r>
-        <w:t xml:space="preserve">Identify each variable type from the table above. For example, is height a nominal, ordinal, interval, or ratio variable? Do the same for all the variables.</w:t>
-      </w:r>
-    </w:p>
-    <w:p>
-      <w:r>
-        <w:pict>
-          <v:rect style="width:0;height:1.5pt" o:hralign="center" o:hrstd="t" o:hr="t"/>
-        </w:pict>
-      </w:r>
-    </w:p>
-    <w:p>
-      <w:pPr>
-        <w:pStyle w:val="Compact"/>
-        <w:numPr>
-          <w:ilvl w:val="0"/>
-          <w:numId w:val="1030"/>
-        </w:numPr>
-      </w:pPr>
-      <w:r>
-        <w:t xml:space="preserve">Reflect on this exercise. What would you do differently if you were to repeat this exercise?</w:t>
-      </w:r>
-    </w:p>
-    <w:bookmarkEnd w:id="34"/>
-    <w:bookmarkStart w:id="38" w:name="house-keeping"/>
+    <w:bookmarkEnd w:id="53"/>
+    <w:bookmarkEnd w:id="54"/>
+    <w:bookmarkStart w:id="55" w:name="reference"/>
     <w:p>
       <w:pPr>
         <w:pStyle w:val="Heading1"/>
       </w:pPr>
       <w:r>
-        <w:t xml:space="preserve">House Keeping</w:t>
-      </w:r>
-    </w:p>
-    <w:bookmarkStart w:id="35" w:name="announcement"/>
-    <w:p>
-      <w:pPr>
-        <w:pStyle w:val="Heading2"/>
-      </w:pPr>
-      <w:r>
-        <w:t xml:space="preserve">Announcement</w:t>
-      </w:r>
-    </w:p>
-    <w:bookmarkEnd w:id="35"/>
-    <w:bookmarkStart w:id="37" w:name="assignment"/>
-    <w:p>
-      <w:pPr>
-        <w:pStyle w:val="Heading2"/>
-      </w:pPr>
-      <w:r>
-        <w:t xml:space="preserve">Assignment</w:t>
-      </w:r>
-    </w:p>
-    <w:bookmarkStart w:id="36" w:name="assignment1-assignment-title"/>
-    <w:p>
-      <w:pPr>
-        <w:pStyle w:val="Heading3"/>
-      </w:pPr>
-      <w:r>
-        <w:t xml:space="preserve">Assignment1: Assignment Title</w:t>
-      </w:r>
-    </w:p>
-    <w:p>
-      <w:pPr>
-        <w:pStyle w:val="Compact"/>
-        <w:numPr>
-          <w:ilvl w:val="0"/>
-          <w:numId w:val="1031"/>
-        </w:numPr>
-      </w:pPr>
-      <w:r>
-        <w:rPr>
-          <w:b/>
-          <w:bCs/>
-        </w:rPr>
-        <w:t xml:space="preserve">What to do</w:t>
-      </w:r>
-    </w:p>
-    <w:p>
-      <w:pPr>
-        <w:pStyle w:val="Compact"/>
-        <w:numPr>
-          <w:ilvl w:val="1"/>
-          <w:numId w:val="1032"/>
-        </w:numPr>
-      </w:pPr>
-      <w:r>
-        <w:t xml:space="preserve">A</w:t>
-      </w:r>
-    </w:p>
-    <w:p>
-      <w:pPr>
-        <w:pStyle w:val="Compact"/>
-        <w:numPr>
-          <w:ilvl w:val="1"/>
-          <w:numId w:val="1032"/>
-        </w:numPr>
-      </w:pPr>
-      <w:r>
-        <w:t xml:space="preserve">B</w:t>
-      </w:r>
-    </w:p>
-    <w:p>
-      <w:pPr>
-        <w:pStyle w:val="Compact"/>
-        <w:numPr>
-          <w:ilvl w:val="0"/>
-          <w:numId w:val="1033"/>
-        </w:numPr>
-      </w:pPr>
-      <w:r>
-        <w:rPr>
-          <w:b/>
-          <w:bCs/>
-        </w:rPr>
-        <w:t xml:space="preserve">Format and Requirement</w:t>
-      </w:r>
-    </w:p>
-    <w:p>
-      <w:pPr>
-        <w:pStyle w:val="Compact"/>
-        <w:numPr>
-          <w:ilvl w:val="1"/>
-          <w:numId w:val="1034"/>
-        </w:numPr>
-      </w:pPr>
-      <w:r>
-        <w:t xml:space="preserve">PDF format, &lt; ?? pages</w:t>
-      </w:r>
-    </w:p>
-    <w:p>
-      <w:pPr>
-        <w:pStyle w:val="Compact"/>
-        <w:numPr>
-          <w:ilvl w:val="1"/>
-          <w:numId w:val="1034"/>
-        </w:numPr>
-      </w:pPr>
-      <w:r>
-        <w:t xml:space="preserve">file name should be include your student id and name</w:t>
-      </w:r>
-    </w:p>
-    <w:p>
-      <w:pPr>
-        <w:pStyle w:val="Compact"/>
-        <w:numPr>
-          <w:ilvl w:val="2"/>
-          <w:numId w:val="1035"/>
-        </w:numPr>
-      </w:pPr>
-      <w:r>
-        <w:t xml:space="preserve">stuID_name_title.pdf (e.g. 1111111_ChungilChae_SelfIntroduction.pdf)</w:t>
-      </w:r>
-    </w:p>
-    <w:p>
-      <w:pPr>
-        <w:pStyle w:val="Compact"/>
-        <w:numPr>
-          <w:ilvl w:val="1"/>
-          <w:numId w:val="1034"/>
-        </w:numPr>
-      </w:pPr>
-      <w:r>
-        <w:t xml:space="preserve">APA, Double-Space, No title page, 12 points, Reference section if necessary</w:t>
-      </w:r>
-    </w:p>
-    <w:p>
-      <w:pPr>
-        <w:pStyle w:val="Compact"/>
-        <w:numPr>
-          <w:ilvl w:val="1"/>
-          <w:numId w:val="1034"/>
-        </w:numPr>
-      </w:pPr>
-      <w:r>
-        <w:t xml:space="preserve">Chinese name in English, English name, Student ID, Class name and section (e.g. GE2021, W09; MGS3001, W01)</w:t>
-      </w:r>
-    </w:p>
-    <w:p>
-      <w:pPr>
-        <w:pStyle w:val="Compact"/>
-        <w:numPr>
-          <w:ilvl w:val="0"/>
-          <w:numId w:val="1033"/>
-        </w:numPr>
-      </w:pPr>
-      <w:r>
-        <w:t xml:space="preserve">due date</w:t>
-      </w:r>
-    </w:p>
-    <w:p>
-      <w:pPr>
-        <w:pStyle w:val="Compact"/>
-        <w:numPr>
-          <w:ilvl w:val="1"/>
-          <w:numId w:val="1036"/>
-        </w:numPr>
-      </w:pPr>
-      <w:r>
-        <w:t xml:space="preserve">by Date(DAY) 11:59PM</w:t>
-      </w:r>
-    </w:p>
-    <w:p>
-      <w:pPr>
-        <w:pStyle w:val="Compact"/>
-        <w:numPr>
-          <w:ilvl w:val="1"/>
-          <w:numId w:val="1036"/>
-        </w:numPr>
-      </w:pPr>
-      <w:r>
-        <w:t xml:space="preserve">NO LATE SUBMISSION ALLOWED!!!!</w:t>
-      </w:r>
-    </w:p>
-    <w:bookmarkEnd w:id="36"/>
-    <w:bookmarkEnd w:id="37"/>
-    <w:bookmarkEnd w:id="38"/>
-    <w:bookmarkStart w:id="39" w:name="reference"/>
-    <w:p>
-      <w:pPr>
-        <w:pStyle w:val="Heading1"/>
-      </w:pPr>
-      <w:r>
         <w:t xml:space="preserve">Reference</w:t>
       </w:r>
     </w:p>
-    <w:bookmarkEnd w:id="39"/>
-    <w:sectPr/>
+    <w:bookmarkEnd w:id="55"/>
+    <w:sectPr>
+      <w:footnotePr>
+        <w:numRestart w:val="eachSect"/>
+      </w:footnotePr>
+    </w:sectPr>
   </w:body>
 </w:document>
 </file>
@@ -2332,21 +2499,6 @@
   <w:num w:numId="1031">
     <w:abstractNumId w:val="991"/>
   </w:num>
-  <w:num w:numId="1032">
-    <w:abstractNumId w:val="991"/>
-  </w:num>
-  <w:num w:numId="1033">
-    <w:abstractNumId w:val="991"/>
-  </w:num>
-  <w:num w:numId="1034">
-    <w:abstractNumId w:val="991"/>
-  </w:num>
-  <w:num w:numId="1035">
-    <w:abstractNumId w:val="991"/>
-  </w:num>
-  <w:num w:numId="1036">
-    <w:abstractNumId w:val="991"/>
-  </w:num>
 </w:numbering>
 </file>
 
@@ -2410,8 +2562,6 @@
     </w:pPr>
     <w:rPr>
       <w:rFonts w:asciiTheme="majorHAnsi" w:cstheme="majorBidi" w:eastAsiaTheme="majorEastAsia" w:hAnsiTheme="majorHAnsi"/>
-      <w:spacing w:val="-10"/>
-      <w:kern w:val="28"/>
       <w:sz w:val="56"/>
       <w:szCs w:val="56"/>
     </w:rPr>
@@ -2424,8 +2574,6 @@
     <w:rsid w:val="00A10FD9"/>
     <w:rPr>
       <w:rFonts w:asciiTheme="majorHAnsi" w:cstheme="majorBidi" w:eastAsiaTheme="majorEastAsia" w:hAnsiTheme="majorHAnsi"/>
-      <w:spacing w:val="-10"/>
-      <w:kern w:val="28"/>
       <w:sz w:val="56"/>
       <w:szCs w:val="56"/>
     </w:rPr>
@@ -2466,23 +2614,31 @@
   </w:style>
   <w:style w:customStyle="1" w:styleId="Author" w:type="paragraph">
     <w:name w:val="Author"/>
+    <w:basedOn w:val="Title"/>
     <w:next w:val="BodyText"/>
     <w:qFormat/>
     <w:pPr>
       <w:keepNext/>
       <w:keepLines/>
-      <w:jc w:val="center"/>
     </w:pPr>
+    <w:rPr>
+      <w:sz w:val="24"/>
+      <w:szCs w:val="24"/>
+    </w:rPr>
   </w:style>
   <w:style w:styleId="Date" w:type="paragraph">
     <w:name w:val="Date"/>
+    <w:basedOn w:val="Title"/>
     <w:next w:val="BodyText"/>
     <w:qFormat/>
     <w:pPr>
       <w:keepNext/>
       <w:keepLines/>
-      <w:jc w:val="center"/>
     </w:pPr>
+    <w:rPr>
+      <w:sz w:val="24"/>
+      <w:szCs w:val="24"/>
+    </w:rPr>
   </w:style>
   <w:style w:customStyle="1" w:styleId="AbstractTitle" w:type="paragraph">
     <w:name w:val="Abstract Title"/>
